--- a/applications/Hamza_Ouriour_Cover_Letter_Insulet_SystemsEngCoop.docx
+++ b/applications/Hamza_Ouriour_Cover_Letter_Insulet_SystemsEngCoop.docx
@@ -144,7 +144,7 @@
           <w:sz w:val="22"/>
           <w:szCs w:val="22"/>
         </w:rPr>
-        <w:t xml:space="preserve">On a NASA L'SPACE Mars rover mission concept I worked on the systems engineering, including subsystem interfaces, material trades, and verification planning under a 45 kg mass limit. At Hallam-ICS I produced fabrication-ready construction drawings and worked with senior engineers on design review cycles and commissioning documentation.</w:t>
+        <w:t xml:space="preserve">At Hallam-ICS I produced fabrication-ready construction drawings and worked with senior engineers on design review cycles and commissioning documentation.</w:t>
       </w:r>
     </w:p>
     <w:p>
